--- a/Knowledge/3-Work knowledge/1-Software Engineering/2-Testing/5-My Source/1-ISTQB Foundation Level/2-Common Test Roles/4-Test Designer.docx
+++ b/Knowledge/3-Work knowledge/1-Software Engineering/2-Testing/5-My Source/1-ISTQB Foundation Level/2-Common Test Roles/4-Test Designer.docx
@@ -34,60 +34,77 @@
       </w:pPr>
       <w:r>
         <w:rPr>
-          <w:b/>
-          <w:shd w:val="clear" w:color="auto" w:fill="B7B7B7"/>
-        </w:rPr>
-        <w:t># Source</w:t>
-      </w:r>
-      <w:r>
-        <w:rPr>
-          <w:shd w:val="clear" w:color="auto" w:fill="B7B7B7"/>
-        </w:rPr>
-        <w:t xml:space="preserve">: </w:t>
-      </w:r>
-      <w:proofErr w:type="spellStart"/>
-      <w:r>
-        <w:rPr>
-          <w:b/>
-          <w:shd w:val="clear" w:color="auto" w:fill="B7B7B7"/>
-        </w:rPr>
-        <w:t>Chatgpt</w:t>
-      </w:r>
-      <w:proofErr w:type="spellEnd"/>
-      <w:r>
-        <w:rPr>
-          <w:b/>
-          <w:shd w:val="clear" w:color="auto" w:fill="B7B7B7"/>
-        </w:rPr>
-        <w:t xml:space="preserve"> </w:t>
-      </w:r>
-      <w:r>
-        <w:rPr>
-          <w:b/>
-          <w:sz w:val="14"/>
-          <w:szCs w:val="14"/>
-          <w:shd w:val="clear" w:color="auto" w:fill="B7B7B7"/>
-        </w:rPr>
-        <w:t>(GPT</w:t>
-      </w:r>
-      <w:r>
-        <w:rPr>
-          <w:rFonts w:ascii="Cambria Math" w:hAnsi="Cambria Math" w:cs="Cambria Math"/>
-          <w:b/>
-          <w:sz w:val="14"/>
-          <w:szCs w:val="14"/>
-          <w:shd w:val="clear" w:color="auto" w:fill="B7B7B7"/>
+          <w:rFonts w:ascii="Arial" w:eastAsia="Arial" w:hAnsi="Arial" w:cs="Arial"/>
+          <w:b/>
+          <w:color w:val="000000"/>
+          <w:sz w:val="18"/>
+          <w:highlight w:val="lightGray"/>
+        </w:rPr>
+        <w:t># Source: AI Source: Provided by: [Data Path</w:t>
+      </w:r>
+      <w:r>
+        <w:rPr>
+          <w:rFonts w:ascii="Arial" w:eastAsia="Arial" w:hAnsi="Arial" w:cs="Arial"/>
+          <w:color w:val="000000"/>
+          <w:sz w:val="18"/>
+          <w:highlight w:val="lightGray"/>
+        </w:rPr>
+        <w:t xml:space="preserve">: Persons Table -&gt; ID Column: 1, Name_En Column: Motasem Essam] -&gt; </w:t>
+      </w:r>
+      <w:r>
+        <w:rPr>
+          <w:rFonts w:ascii="Arial" w:eastAsia="Arial" w:hAnsi="Arial" w:cs="Arial"/>
+          <w:b/>
+          <w:color w:val="000000"/>
+          <w:sz w:val="18"/>
+          <w:highlight w:val="lightGray"/>
+        </w:rPr>
+        <w:t>From:</w:t>
+      </w:r>
+      <w:r>
+        <w:rPr>
+          <w:rFonts w:ascii="Arial" w:eastAsia="Arial" w:hAnsi="Arial" w:cs="Arial"/>
+          <w:color w:val="000000"/>
+          <w:sz w:val="18"/>
+          <w:highlight w:val="lightGray"/>
+        </w:rPr>
+        <w:t xml:space="preserve"> [Chatgpt (GPT</w:t>
+      </w:r>
+      <w:r>
+        <w:rPr>
+          <w:rFonts w:ascii="Arial" w:eastAsia="Arial" w:hAnsi="Arial" w:cs="Cambria Math"/>
+          <w:color w:val="000000"/>
+          <w:sz w:val="18"/>
+          <w:highlight w:val="lightGray"/>
         </w:rPr>
         <w:t>‑</w:t>
       </w:r>
       <w:r>
         <w:rPr>
-          <w:b/>
-          <w:sz w:val="14"/>
-          <w:szCs w:val="14"/>
-          <w:shd w:val="clear" w:color="auto" w:fill="B7B7B7"/>
-        </w:rPr>
-        <w:t>5 Mini) at [8/22/2025]</w:t>
+          <w:rFonts w:ascii="Arial" w:eastAsia="Arial" w:hAnsi="Arial" w:cs="Arial"/>
+          <w:color w:val="000000"/>
+          <w:sz w:val="18"/>
+          <w:highlight w:val="lightGray"/>
+        </w:rPr>
+        <w:t xml:space="preserve">5 Mini)] </w:t>
+      </w:r>
+      <w:r>
+        <w:rPr>
+          <w:rFonts w:ascii="Arial" w:eastAsia="Arial" w:hAnsi="Arial" w:cs="Arial"/>
+          <w:b/>
+          <w:color w:val="000000"/>
+          <w:sz w:val="18"/>
+          <w:highlight w:val="lightGray"/>
+        </w:rPr>
+        <w:t>on</w:t>
+      </w:r>
+      <w:r>
+        <w:rPr>
+          <w:rFonts w:ascii="Arial" w:eastAsia="Arial" w:hAnsi="Arial"/>
+          <w:sz w:val="18"/>
+          <w:highlight w:val="lightGray"/>
+        </w:rPr>
+        <w:t xml:space="preserve"> [8/22/2025]</w:t>
       </w:r>
     </w:p>
     <w:p>
@@ -136,7 +153,7 @@
           <w:ilvl w:val="0"/>
           <w:numId w:val="1"/>
         </w:numPr>
-        <w:spacing w:before="240"/>
+        <w:spacing w:before="240" w:after="0" w:line="276" w:lineRule="auto"/>
       </w:pPr>
       <w:r>
         <w:rPr>
@@ -170,7 +187,7 @@
           <w:ilvl w:val="0"/>
           <w:numId w:val="1"/>
         </w:numPr>
-        <w:spacing w:after="240"/>
+        <w:spacing w:after="240" w:line="276" w:lineRule="auto"/>
       </w:pPr>
       <w:r>
         <w:rPr>
@@ -213,7 +230,7 @@
     </w:p>
     <w:p>
       <w:r>
-        <w:pict w14:anchorId="0C40CFB6">
+        <w:pict w14:anchorId="51AA1638">
           <v:rect id="_x0000_i1025" style="width:0;height:1.5pt" o:hralign="center" o:hrstd="t" o:hr="t" fillcolor="#a0a0a0" stroked="f"/>
         </w:pict>
       </w:r>
@@ -237,60 +254,77 @@
       </w:pPr>
       <w:r>
         <w:rPr>
-          <w:b/>
-          <w:shd w:val="clear" w:color="auto" w:fill="B7B7B7"/>
-        </w:rPr>
-        <w:t># Source</w:t>
-      </w:r>
-      <w:r>
-        <w:rPr>
-          <w:shd w:val="clear" w:color="auto" w:fill="B7B7B7"/>
-        </w:rPr>
-        <w:t xml:space="preserve">: </w:t>
-      </w:r>
-      <w:proofErr w:type="spellStart"/>
-      <w:r>
-        <w:rPr>
-          <w:b/>
-          <w:shd w:val="clear" w:color="auto" w:fill="B7B7B7"/>
-        </w:rPr>
-        <w:t>Chatgpt</w:t>
-      </w:r>
-      <w:proofErr w:type="spellEnd"/>
-      <w:r>
-        <w:rPr>
-          <w:b/>
-          <w:shd w:val="clear" w:color="auto" w:fill="B7B7B7"/>
-        </w:rPr>
-        <w:t xml:space="preserve"> </w:t>
-      </w:r>
-      <w:r>
-        <w:rPr>
-          <w:b/>
-          <w:sz w:val="14"/>
-          <w:szCs w:val="14"/>
-          <w:shd w:val="clear" w:color="auto" w:fill="B7B7B7"/>
-        </w:rPr>
-        <w:t>(GPT</w:t>
-      </w:r>
-      <w:r>
-        <w:rPr>
-          <w:rFonts w:ascii="Cambria Math" w:hAnsi="Cambria Math" w:cs="Cambria Math"/>
-          <w:b/>
-          <w:sz w:val="14"/>
-          <w:szCs w:val="14"/>
-          <w:shd w:val="clear" w:color="auto" w:fill="B7B7B7"/>
+          <w:rFonts w:ascii="Arial" w:eastAsia="Arial" w:hAnsi="Arial" w:cs="Arial"/>
+          <w:b/>
+          <w:color w:val="000000"/>
+          <w:sz w:val="18"/>
+          <w:highlight w:val="lightGray"/>
+        </w:rPr>
+        <w:t># Source: AI Source: Provided by: [Data Path</w:t>
+      </w:r>
+      <w:r>
+        <w:rPr>
+          <w:rFonts w:ascii="Arial" w:eastAsia="Arial" w:hAnsi="Arial" w:cs="Arial"/>
+          <w:color w:val="000000"/>
+          <w:sz w:val="18"/>
+          <w:highlight w:val="lightGray"/>
+        </w:rPr>
+        <w:t xml:space="preserve">: Persons Table -&gt; ID Column: 1, Name_En Column: Motasem Essam] -&gt; </w:t>
+      </w:r>
+      <w:r>
+        <w:rPr>
+          <w:rFonts w:ascii="Arial" w:eastAsia="Arial" w:hAnsi="Arial" w:cs="Arial"/>
+          <w:b/>
+          <w:color w:val="000000"/>
+          <w:sz w:val="18"/>
+          <w:highlight w:val="lightGray"/>
+        </w:rPr>
+        <w:t>From:</w:t>
+      </w:r>
+      <w:r>
+        <w:rPr>
+          <w:rFonts w:ascii="Arial" w:eastAsia="Arial" w:hAnsi="Arial" w:cs="Arial"/>
+          <w:color w:val="000000"/>
+          <w:sz w:val="18"/>
+          <w:highlight w:val="lightGray"/>
+        </w:rPr>
+        <w:t xml:space="preserve"> [Chatgpt (GPT</w:t>
+      </w:r>
+      <w:r>
+        <w:rPr>
+          <w:rFonts w:ascii="Arial" w:eastAsia="Arial" w:hAnsi="Arial" w:cs="Cambria Math"/>
+          <w:color w:val="000000"/>
+          <w:sz w:val="18"/>
+          <w:highlight w:val="lightGray"/>
         </w:rPr>
         <w:t>‑</w:t>
       </w:r>
       <w:r>
         <w:rPr>
-          <w:b/>
-          <w:sz w:val="14"/>
-          <w:szCs w:val="14"/>
-          <w:shd w:val="clear" w:color="auto" w:fill="B7B7B7"/>
-        </w:rPr>
-        <w:t>5 Mini) at [8/22/2025]</w:t>
+          <w:rFonts w:ascii="Arial" w:eastAsia="Arial" w:hAnsi="Arial" w:cs="Arial"/>
+          <w:color w:val="000000"/>
+          <w:sz w:val="18"/>
+          <w:highlight w:val="lightGray"/>
+        </w:rPr>
+        <w:t xml:space="preserve">5 Mini)] </w:t>
+      </w:r>
+      <w:r>
+        <w:rPr>
+          <w:rFonts w:ascii="Arial" w:eastAsia="Arial" w:hAnsi="Arial" w:cs="Arial"/>
+          <w:b/>
+          <w:color w:val="000000"/>
+          <w:sz w:val="18"/>
+          <w:highlight w:val="lightGray"/>
+        </w:rPr>
+        <w:t>on</w:t>
+      </w:r>
+      <w:r>
+        <w:rPr>
+          <w:rFonts w:ascii="Arial" w:eastAsia="Arial" w:hAnsi="Arial"/>
+          <w:sz w:val="18"/>
+          <w:highlight w:val="lightGray"/>
+        </w:rPr>
+        <w:t xml:space="preserve"> [8/22/2025]</w:t>
       </w:r>
     </w:p>
     <w:p>
@@ -299,7 +333,7 @@
           <w:ilvl w:val="0"/>
           <w:numId w:val="4"/>
         </w:numPr>
-        <w:spacing w:before="240"/>
+        <w:spacing w:before="240" w:after="0" w:line="276" w:lineRule="auto"/>
         <w:rPr>
           <w:rFonts w:ascii="Roboto Mono" w:eastAsia="Roboto Mono" w:hAnsi="Roboto Mono" w:cs="Roboto Mono"/>
         </w:rPr>
@@ -325,6 +359,7 @@
           <w:ilvl w:val="1"/>
           <w:numId w:val="4"/>
         </w:numPr>
+        <w:spacing w:after="0" w:line="276" w:lineRule="auto"/>
       </w:pPr>
       <w:r>
         <w:rPr>
@@ -358,6 +393,7 @@
           <w:ilvl w:val="1"/>
           <w:numId w:val="4"/>
         </w:numPr>
+        <w:spacing w:after="0" w:line="276" w:lineRule="auto"/>
       </w:pPr>
       <w:r>
         <w:rPr>
@@ -391,6 +427,7 @@
           <w:ilvl w:val="0"/>
           <w:numId w:val="4"/>
         </w:numPr>
+        <w:spacing w:after="0" w:line="276" w:lineRule="auto"/>
         <w:rPr>
           <w:rFonts w:ascii="Roboto Mono" w:eastAsia="Roboto Mono" w:hAnsi="Roboto Mono" w:cs="Roboto Mono"/>
         </w:rPr>
@@ -416,6 +453,7 @@
           <w:ilvl w:val="1"/>
           <w:numId w:val="4"/>
         </w:numPr>
+        <w:spacing w:after="0" w:line="276" w:lineRule="auto"/>
       </w:pPr>
       <w:r>
         <w:rPr>
@@ -449,6 +487,7 @@
           <w:ilvl w:val="0"/>
           <w:numId w:val="4"/>
         </w:numPr>
+        <w:spacing w:after="0" w:line="276" w:lineRule="auto"/>
         <w:rPr>
           <w:rFonts w:ascii="Roboto Mono" w:eastAsia="Roboto Mono" w:hAnsi="Roboto Mono" w:cs="Roboto Mono"/>
         </w:rPr>
@@ -474,6 +513,7 @@
           <w:ilvl w:val="1"/>
           <w:numId w:val="4"/>
         </w:numPr>
+        <w:spacing w:after="0" w:line="276" w:lineRule="auto"/>
       </w:pPr>
       <w:r>
         <w:rPr>
@@ -507,12 +547,12 @@
           <w:ilvl w:val="1"/>
           <w:numId w:val="4"/>
         </w:numPr>
-      </w:pPr>
-      <w:r>
-        <w:rPr>
-          <w:rFonts w:ascii="Roboto Mono" w:eastAsia="Roboto Mono" w:hAnsi="Roboto Mono" w:cs="Roboto Mono"/>
-        </w:rPr>
-        <w:lastRenderedPageBreak/>
+        <w:spacing w:after="0" w:line="276" w:lineRule="auto"/>
+      </w:pPr>
+      <w:r>
+        <w:rPr>
+          <w:rFonts w:ascii="Roboto Mono" w:eastAsia="Roboto Mono" w:hAnsi="Roboto Mono" w:cs="Roboto Mono"/>
+        </w:rPr>
         <w:t xml:space="preserve">Maintain </w:t>
       </w:r>
       <w:r>
@@ -541,6 +581,7 @@
           <w:ilvl w:val="0"/>
           <w:numId w:val="4"/>
         </w:numPr>
+        <w:spacing w:after="0" w:line="276" w:lineRule="auto"/>
         <w:rPr>
           <w:rFonts w:ascii="Roboto Mono" w:eastAsia="Roboto Mono" w:hAnsi="Roboto Mono" w:cs="Roboto Mono"/>
         </w:rPr>
@@ -566,6 +607,7 @@
           <w:ilvl w:val="1"/>
           <w:numId w:val="4"/>
         </w:numPr>
+        <w:spacing w:after="0" w:line="276" w:lineRule="auto"/>
       </w:pPr>
       <w:r>
         <w:rPr>
@@ -599,6 +641,7 @@
           <w:ilvl w:val="1"/>
           <w:numId w:val="4"/>
         </w:numPr>
+        <w:spacing w:after="0" w:line="276" w:lineRule="auto"/>
       </w:pPr>
       <w:r>
         <w:rPr>
@@ -632,6 +675,7 @@
           <w:ilvl w:val="0"/>
           <w:numId w:val="4"/>
         </w:numPr>
+        <w:spacing w:after="0" w:line="276" w:lineRule="auto"/>
         <w:rPr>
           <w:rFonts w:ascii="Roboto Mono" w:eastAsia="Roboto Mono" w:hAnsi="Roboto Mono" w:cs="Roboto Mono"/>
         </w:rPr>
@@ -657,6 +701,7 @@
           <w:ilvl w:val="1"/>
           <w:numId w:val="4"/>
         </w:numPr>
+        <w:spacing w:after="0" w:line="276" w:lineRule="auto"/>
       </w:pPr>
       <w:r>
         <w:rPr>
@@ -690,7 +735,7 @@
           <w:ilvl w:val="1"/>
           <w:numId w:val="4"/>
         </w:numPr>
-        <w:spacing w:after="240"/>
+        <w:spacing w:after="240" w:line="276" w:lineRule="auto"/>
       </w:pPr>
       <w:r>
         <w:rPr>
@@ -717,7 +762,7 @@
     </w:p>
     <w:p>
       <w:r>
-        <w:pict w14:anchorId="2D6D3EA7">
+        <w:pict w14:anchorId="052349C0">
           <v:rect id="_x0000_i1026" style="width:0;height:1.5pt" o:hralign="center" o:hrstd="t" o:hr="t" fillcolor="#a0a0a0" stroked="f"/>
         </w:pict>
       </w:r>
@@ -741,60 +786,77 @@
       </w:pPr>
       <w:r>
         <w:rPr>
-          <w:b/>
-          <w:shd w:val="clear" w:color="auto" w:fill="B7B7B7"/>
-        </w:rPr>
-        <w:t># Source</w:t>
-      </w:r>
-      <w:r>
-        <w:rPr>
-          <w:shd w:val="clear" w:color="auto" w:fill="B7B7B7"/>
-        </w:rPr>
-        <w:t xml:space="preserve">: </w:t>
-      </w:r>
-      <w:proofErr w:type="spellStart"/>
-      <w:r>
-        <w:rPr>
-          <w:b/>
-          <w:shd w:val="clear" w:color="auto" w:fill="B7B7B7"/>
-        </w:rPr>
-        <w:t>Chatgpt</w:t>
-      </w:r>
-      <w:proofErr w:type="spellEnd"/>
-      <w:r>
-        <w:rPr>
-          <w:b/>
-          <w:shd w:val="clear" w:color="auto" w:fill="B7B7B7"/>
-        </w:rPr>
-        <w:t xml:space="preserve"> </w:t>
-      </w:r>
-      <w:r>
-        <w:rPr>
-          <w:b/>
-          <w:sz w:val="14"/>
-          <w:szCs w:val="14"/>
-          <w:shd w:val="clear" w:color="auto" w:fill="B7B7B7"/>
-        </w:rPr>
-        <w:t>(GPT</w:t>
-      </w:r>
-      <w:r>
-        <w:rPr>
-          <w:rFonts w:ascii="Cambria Math" w:hAnsi="Cambria Math" w:cs="Cambria Math"/>
-          <w:b/>
-          <w:sz w:val="14"/>
-          <w:szCs w:val="14"/>
-          <w:shd w:val="clear" w:color="auto" w:fill="B7B7B7"/>
+          <w:rFonts w:ascii="Arial" w:eastAsia="Arial" w:hAnsi="Arial" w:cs="Arial"/>
+          <w:b/>
+          <w:color w:val="000000"/>
+          <w:sz w:val="18"/>
+          <w:highlight w:val="lightGray"/>
+        </w:rPr>
+        <w:t># Source: AI Source: Provided by: [Data Path</w:t>
+      </w:r>
+      <w:r>
+        <w:rPr>
+          <w:rFonts w:ascii="Arial" w:eastAsia="Arial" w:hAnsi="Arial" w:cs="Arial"/>
+          <w:color w:val="000000"/>
+          <w:sz w:val="18"/>
+          <w:highlight w:val="lightGray"/>
+        </w:rPr>
+        <w:t xml:space="preserve">: Persons Table -&gt; ID Column: 1, Name_En Column: Motasem Essam] -&gt; </w:t>
+      </w:r>
+      <w:r>
+        <w:rPr>
+          <w:rFonts w:ascii="Arial" w:eastAsia="Arial" w:hAnsi="Arial" w:cs="Arial"/>
+          <w:b/>
+          <w:color w:val="000000"/>
+          <w:sz w:val="18"/>
+          <w:highlight w:val="lightGray"/>
+        </w:rPr>
+        <w:t>From:</w:t>
+      </w:r>
+      <w:r>
+        <w:rPr>
+          <w:rFonts w:ascii="Arial" w:eastAsia="Arial" w:hAnsi="Arial" w:cs="Arial"/>
+          <w:color w:val="000000"/>
+          <w:sz w:val="18"/>
+          <w:highlight w:val="lightGray"/>
+        </w:rPr>
+        <w:t xml:space="preserve"> [Chatgpt (GPT</w:t>
+      </w:r>
+      <w:r>
+        <w:rPr>
+          <w:rFonts w:ascii="Arial" w:eastAsia="Arial" w:hAnsi="Arial" w:cs="Cambria Math"/>
+          <w:color w:val="000000"/>
+          <w:sz w:val="18"/>
+          <w:highlight w:val="lightGray"/>
         </w:rPr>
         <w:t>‑</w:t>
       </w:r>
       <w:r>
         <w:rPr>
-          <w:b/>
-          <w:sz w:val="14"/>
-          <w:szCs w:val="14"/>
-          <w:shd w:val="clear" w:color="auto" w:fill="B7B7B7"/>
-        </w:rPr>
-        <w:t>5 Mini) at [8/22/2025]</w:t>
+          <w:rFonts w:ascii="Arial" w:eastAsia="Arial" w:hAnsi="Arial" w:cs="Arial"/>
+          <w:color w:val="000000"/>
+          <w:sz w:val="18"/>
+          <w:highlight w:val="lightGray"/>
+        </w:rPr>
+        <w:t xml:space="preserve">5 Mini)] </w:t>
+      </w:r>
+      <w:r>
+        <w:rPr>
+          <w:rFonts w:ascii="Arial" w:eastAsia="Arial" w:hAnsi="Arial" w:cs="Arial"/>
+          <w:b/>
+          <w:color w:val="000000"/>
+          <w:sz w:val="18"/>
+          <w:highlight w:val="lightGray"/>
+        </w:rPr>
+        <w:t>on</w:t>
+      </w:r>
+      <w:r>
+        <w:rPr>
+          <w:rFonts w:ascii="Arial" w:eastAsia="Arial" w:hAnsi="Arial"/>
+          <w:sz w:val="18"/>
+          <w:highlight w:val="lightGray"/>
+        </w:rPr>
+        <w:t xml:space="preserve"> [8/22/2025]</w:t>
       </w:r>
     </w:p>
     <w:p>
@@ -803,7 +865,7 @@
           <w:ilvl w:val="0"/>
           <w:numId w:val="5"/>
         </w:numPr>
-        <w:spacing w:before="240"/>
+        <w:spacing w:before="240" w:after="0" w:line="276" w:lineRule="auto"/>
       </w:pPr>
       <w:r>
         <w:rPr>
@@ -837,6 +899,7 @@
           <w:ilvl w:val="0"/>
           <w:numId w:val="5"/>
         </w:numPr>
+        <w:spacing w:after="0" w:line="276" w:lineRule="auto"/>
       </w:pPr>
       <w:r>
         <w:rPr>
@@ -870,6 +933,7 @@
           <w:ilvl w:val="0"/>
           <w:numId w:val="5"/>
         </w:numPr>
+        <w:spacing w:after="0" w:line="276" w:lineRule="auto"/>
       </w:pPr>
       <w:r>
         <w:rPr>
@@ -903,7 +967,7 @@
           <w:ilvl w:val="0"/>
           <w:numId w:val="5"/>
         </w:numPr>
-        <w:spacing w:after="240"/>
+        <w:spacing w:after="240" w:line="276" w:lineRule="auto"/>
       </w:pPr>
       <w:r>
         <w:rPr>
@@ -930,7 +994,7 @@
     </w:p>
     <w:p>
       <w:r>
-        <w:pict w14:anchorId="530955B9">
+        <w:pict w14:anchorId="35D0F157">
           <v:rect id="_x0000_i1027" style="width:0;height:1.5pt" o:hralign="center" o:hrstd="t" o:hr="t" fillcolor="#a0a0a0" stroked="f"/>
         </w:pict>
       </w:r>
@@ -954,60 +1018,77 @@
       </w:pPr>
       <w:r>
         <w:rPr>
-          <w:b/>
-          <w:shd w:val="clear" w:color="auto" w:fill="B7B7B7"/>
-        </w:rPr>
-        <w:t># Source</w:t>
-      </w:r>
-      <w:r>
-        <w:rPr>
-          <w:shd w:val="clear" w:color="auto" w:fill="B7B7B7"/>
-        </w:rPr>
-        <w:t xml:space="preserve">: </w:t>
-      </w:r>
-      <w:proofErr w:type="spellStart"/>
-      <w:r>
-        <w:rPr>
-          <w:b/>
-          <w:shd w:val="clear" w:color="auto" w:fill="B7B7B7"/>
-        </w:rPr>
-        <w:t>Chatgpt</w:t>
-      </w:r>
-      <w:proofErr w:type="spellEnd"/>
-      <w:r>
-        <w:rPr>
-          <w:b/>
-          <w:shd w:val="clear" w:color="auto" w:fill="B7B7B7"/>
-        </w:rPr>
-        <w:t xml:space="preserve"> </w:t>
-      </w:r>
-      <w:r>
-        <w:rPr>
-          <w:b/>
-          <w:sz w:val="14"/>
-          <w:szCs w:val="14"/>
-          <w:shd w:val="clear" w:color="auto" w:fill="B7B7B7"/>
-        </w:rPr>
-        <w:t>(GPT</w:t>
-      </w:r>
-      <w:r>
-        <w:rPr>
-          <w:rFonts w:ascii="Cambria Math" w:hAnsi="Cambria Math" w:cs="Cambria Math"/>
-          <w:b/>
-          <w:sz w:val="14"/>
-          <w:szCs w:val="14"/>
-          <w:shd w:val="clear" w:color="auto" w:fill="B7B7B7"/>
+          <w:rFonts w:ascii="Arial" w:eastAsia="Arial" w:hAnsi="Arial" w:cs="Arial"/>
+          <w:b/>
+          <w:color w:val="000000"/>
+          <w:sz w:val="18"/>
+          <w:highlight w:val="lightGray"/>
+        </w:rPr>
+        <w:t># Source: AI Source: Provided by: [Data Path</w:t>
+      </w:r>
+      <w:r>
+        <w:rPr>
+          <w:rFonts w:ascii="Arial" w:eastAsia="Arial" w:hAnsi="Arial" w:cs="Arial"/>
+          <w:color w:val="000000"/>
+          <w:sz w:val="18"/>
+          <w:highlight w:val="lightGray"/>
+        </w:rPr>
+        <w:t xml:space="preserve">: Persons Table -&gt; ID Column: 1, Name_En Column: Motasem Essam] -&gt; </w:t>
+      </w:r>
+      <w:r>
+        <w:rPr>
+          <w:rFonts w:ascii="Arial" w:eastAsia="Arial" w:hAnsi="Arial" w:cs="Arial"/>
+          <w:b/>
+          <w:color w:val="000000"/>
+          <w:sz w:val="18"/>
+          <w:highlight w:val="lightGray"/>
+        </w:rPr>
+        <w:t>From:</w:t>
+      </w:r>
+      <w:r>
+        <w:rPr>
+          <w:rFonts w:ascii="Arial" w:eastAsia="Arial" w:hAnsi="Arial" w:cs="Arial"/>
+          <w:color w:val="000000"/>
+          <w:sz w:val="18"/>
+          <w:highlight w:val="lightGray"/>
+        </w:rPr>
+        <w:t xml:space="preserve"> [Chatgpt (GPT</w:t>
+      </w:r>
+      <w:r>
+        <w:rPr>
+          <w:rFonts w:ascii="Arial" w:eastAsia="Arial" w:hAnsi="Arial" w:cs="Cambria Math"/>
+          <w:color w:val="000000"/>
+          <w:sz w:val="18"/>
+          <w:highlight w:val="lightGray"/>
         </w:rPr>
         <w:t>‑</w:t>
       </w:r>
       <w:r>
         <w:rPr>
-          <w:b/>
-          <w:sz w:val="14"/>
-          <w:szCs w:val="14"/>
-          <w:shd w:val="clear" w:color="auto" w:fill="B7B7B7"/>
-        </w:rPr>
-        <w:t>5 Mini) at [8/22/2025]</w:t>
+          <w:rFonts w:ascii="Arial" w:eastAsia="Arial" w:hAnsi="Arial" w:cs="Arial"/>
+          <w:color w:val="000000"/>
+          <w:sz w:val="18"/>
+          <w:highlight w:val="lightGray"/>
+        </w:rPr>
+        <w:t xml:space="preserve">5 Mini)] </w:t>
+      </w:r>
+      <w:r>
+        <w:rPr>
+          <w:rFonts w:ascii="Arial" w:eastAsia="Arial" w:hAnsi="Arial" w:cs="Arial"/>
+          <w:b/>
+          <w:color w:val="000000"/>
+          <w:sz w:val="18"/>
+          <w:highlight w:val="lightGray"/>
+        </w:rPr>
+        <w:t>on</w:t>
+      </w:r>
+      <w:r>
+        <w:rPr>
+          <w:rFonts w:ascii="Arial" w:eastAsia="Arial" w:hAnsi="Arial"/>
+          <w:sz w:val="18"/>
+          <w:highlight w:val="lightGray"/>
+        </w:rPr>
+        <w:t xml:space="preserve"> [8/22/2025]</w:t>
       </w:r>
     </w:p>
     <w:p>
@@ -1016,17 +1097,16 @@
           <w:ilvl w:val="0"/>
           <w:numId w:val="2"/>
         </w:numPr>
-        <w:spacing w:before="240"/>
-        <w:rPr>
-          <w:rFonts w:ascii="Roboto Mono" w:eastAsia="Roboto Mono" w:hAnsi="Roboto Mono" w:cs="Roboto Mono"/>
-        </w:rPr>
-      </w:pPr>
-      <w:r>
-        <w:rPr>
-          <w:rFonts w:ascii="Roboto Mono" w:eastAsia="Roboto Mono" w:hAnsi="Roboto Mono" w:cs="Roboto Mono"/>
-          <w:b/>
-        </w:rPr>
-        <w:lastRenderedPageBreak/>
+        <w:spacing w:before="240" w:after="0" w:line="276" w:lineRule="auto"/>
+        <w:rPr>
+          <w:rFonts w:ascii="Roboto Mono" w:eastAsia="Roboto Mono" w:hAnsi="Roboto Mono" w:cs="Roboto Mono"/>
+        </w:rPr>
+      </w:pPr>
+      <w:r>
+        <w:rPr>
+          <w:rFonts w:ascii="Roboto Mono" w:eastAsia="Roboto Mono" w:hAnsi="Roboto Mono" w:cs="Roboto Mono"/>
+          <w:b/>
+        </w:rPr>
         <w:t>Detailed Test Cases</w:t>
       </w:r>
       <w:r>
@@ -1043,6 +1123,7 @@
           <w:ilvl w:val="0"/>
           <w:numId w:val="2"/>
         </w:numPr>
+        <w:spacing w:after="0" w:line="276" w:lineRule="auto"/>
         <w:rPr>
           <w:rFonts w:ascii="Roboto Mono" w:eastAsia="Roboto Mono" w:hAnsi="Roboto Mono" w:cs="Roboto Mono"/>
         </w:rPr>
@@ -1068,6 +1149,7 @@
           <w:ilvl w:val="0"/>
           <w:numId w:val="2"/>
         </w:numPr>
+        <w:spacing w:after="0" w:line="276" w:lineRule="auto"/>
       </w:pPr>
       <w:r>
         <w:rPr>
@@ -1095,7 +1177,7 @@
           <w:ilvl w:val="0"/>
           <w:numId w:val="2"/>
         </w:numPr>
-        <w:spacing w:after="240"/>
+        <w:spacing w:after="240" w:line="276" w:lineRule="auto"/>
         <w:rPr>
           <w:rFonts w:ascii="Roboto Mono" w:eastAsia="Roboto Mono" w:hAnsi="Roboto Mono" w:cs="Roboto Mono"/>
         </w:rPr>
@@ -1117,7 +1199,7 @@
     </w:p>
     <w:p>
       <w:r>
-        <w:pict w14:anchorId="282A77DF">
+        <w:pict w14:anchorId="2BC75EFD">
           <v:rect id="_x0000_i1028" style="width:0;height:1.5pt" o:hralign="center" o:hrstd="t" o:hr="t" fillcolor="#a0a0a0" stroked="f"/>
         </w:pict>
       </w:r>
@@ -1141,60 +1223,77 @@
       </w:pPr>
       <w:r>
         <w:rPr>
-          <w:b/>
-          <w:shd w:val="clear" w:color="auto" w:fill="B7B7B7"/>
-        </w:rPr>
-        <w:t># Source</w:t>
-      </w:r>
-      <w:r>
-        <w:rPr>
-          <w:shd w:val="clear" w:color="auto" w:fill="B7B7B7"/>
-        </w:rPr>
-        <w:t xml:space="preserve">: </w:t>
-      </w:r>
-      <w:proofErr w:type="spellStart"/>
-      <w:r>
-        <w:rPr>
-          <w:b/>
-          <w:shd w:val="clear" w:color="auto" w:fill="B7B7B7"/>
-        </w:rPr>
-        <w:t>Chatgpt</w:t>
-      </w:r>
-      <w:proofErr w:type="spellEnd"/>
-      <w:r>
-        <w:rPr>
-          <w:b/>
-          <w:shd w:val="clear" w:color="auto" w:fill="B7B7B7"/>
-        </w:rPr>
-        <w:t xml:space="preserve"> </w:t>
-      </w:r>
-      <w:r>
-        <w:rPr>
-          <w:b/>
-          <w:sz w:val="14"/>
-          <w:szCs w:val="14"/>
-          <w:shd w:val="clear" w:color="auto" w:fill="B7B7B7"/>
-        </w:rPr>
-        <w:t>(GPT</w:t>
-      </w:r>
-      <w:r>
-        <w:rPr>
-          <w:rFonts w:ascii="Cambria Math" w:hAnsi="Cambria Math" w:cs="Cambria Math"/>
-          <w:b/>
-          <w:sz w:val="14"/>
-          <w:szCs w:val="14"/>
-          <w:shd w:val="clear" w:color="auto" w:fill="B7B7B7"/>
+          <w:rFonts w:ascii="Arial" w:eastAsia="Arial" w:hAnsi="Arial" w:cs="Arial"/>
+          <w:b/>
+          <w:color w:val="000000"/>
+          <w:sz w:val="18"/>
+          <w:highlight w:val="lightGray"/>
+        </w:rPr>
+        <w:t># Source: AI Source: Provided by: [Data Path</w:t>
+      </w:r>
+      <w:r>
+        <w:rPr>
+          <w:rFonts w:ascii="Arial" w:eastAsia="Arial" w:hAnsi="Arial" w:cs="Arial"/>
+          <w:color w:val="000000"/>
+          <w:sz w:val="18"/>
+          <w:highlight w:val="lightGray"/>
+        </w:rPr>
+        <w:t xml:space="preserve">: Persons Table -&gt; ID Column: 1, Name_En Column: Motasem Essam] -&gt; </w:t>
+      </w:r>
+      <w:r>
+        <w:rPr>
+          <w:rFonts w:ascii="Arial" w:eastAsia="Arial" w:hAnsi="Arial" w:cs="Arial"/>
+          <w:b/>
+          <w:color w:val="000000"/>
+          <w:sz w:val="18"/>
+          <w:highlight w:val="lightGray"/>
+        </w:rPr>
+        <w:t>From:</w:t>
+      </w:r>
+      <w:r>
+        <w:rPr>
+          <w:rFonts w:ascii="Arial" w:eastAsia="Arial" w:hAnsi="Arial" w:cs="Arial"/>
+          <w:color w:val="000000"/>
+          <w:sz w:val="18"/>
+          <w:highlight w:val="lightGray"/>
+        </w:rPr>
+        <w:t xml:space="preserve"> [Chatgpt (GPT</w:t>
+      </w:r>
+      <w:r>
+        <w:rPr>
+          <w:rFonts w:ascii="Arial" w:eastAsia="Arial" w:hAnsi="Arial" w:cs="Cambria Math"/>
+          <w:color w:val="000000"/>
+          <w:sz w:val="18"/>
+          <w:highlight w:val="lightGray"/>
         </w:rPr>
         <w:t>‑</w:t>
       </w:r>
       <w:r>
         <w:rPr>
-          <w:b/>
-          <w:sz w:val="14"/>
-          <w:szCs w:val="14"/>
-          <w:shd w:val="clear" w:color="auto" w:fill="B7B7B7"/>
-        </w:rPr>
-        <w:t>5 Mini) at [8/22/2025]</w:t>
+          <w:rFonts w:ascii="Arial" w:eastAsia="Arial" w:hAnsi="Arial" w:cs="Arial"/>
+          <w:color w:val="000000"/>
+          <w:sz w:val="18"/>
+          <w:highlight w:val="lightGray"/>
+        </w:rPr>
+        <w:t xml:space="preserve">5 Mini)] </w:t>
+      </w:r>
+      <w:r>
+        <w:rPr>
+          <w:rFonts w:ascii="Arial" w:eastAsia="Arial" w:hAnsi="Arial" w:cs="Arial"/>
+          <w:b/>
+          <w:color w:val="000000"/>
+          <w:sz w:val="18"/>
+          <w:highlight w:val="lightGray"/>
+        </w:rPr>
+        <w:t>on</w:t>
+      </w:r>
+      <w:r>
+        <w:rPr>
+          <w:rFonts w:ascii="Arial" w:eastAsia="Arial" w:hAnsi="Arial"/>
+          <w:sz w:val="18"/>
+          <w:highlight w:val="lightGray"/>
+        </w:rPr>
+        <w:t xml:space="preserve"> [8/22/2025]</w:t>
       </w:r>
     </w:p>
     <w:p>
@@ -1215,7 +1314,7 @@
     </w:p>
     <w:p>
       <w:r>
-        <w:pict w14:anchorId="00455B71">
+        <w:pict w14:anchorId="1A93D539">
           <v:rect id="_x0000_i1029" style="width:0;height:1.5pt" o:hralign="center" o:hrstd="t" o:hr="t" fillcolor="#a0a0a0" stroked="f"/>
         </w:pict>
       </w:r>
@@ -1273,7 +1372,7 @@
           <w:ilvl w:val="0"/>
           <w:numId w:val="6"/>
         </w:numPr>
-        <w:spacing w:before="240"/>
+        <w:spacing w:before="240" w:after="0" w:line="276" w:lineRule="auto"/>
       </w:pPr>
       <w:r>
         <w:rPr>
@@ -1314,7 +1413,7 @@
           <w:ilvl w:val="0"/>
           <w:numId w:val="6"/>
         </w:numPr>
-        <w:spacing w:after="240"/>
+        <w:spacing w:after="240" w:line="276" w:lineRule="auto"/>
       </w:pPr>
       <w:r>
         <w:rPr>
@@ -1351,7 +1450,7 @@
     </w:p>
     <w:p>
       <w:r>
-        <w:pict w14:anchorId="7FD19EB7">
+        <w:pict w14:anchorId="34679FDC">
           <v:rect id="_x0000_i1030" style="width:0;height:1.5pt" o:hralign="center" o:hrstd="t" o:hr="t" fillcolor="#a0a0a0" stroked="f"/>
         </w:pict>
       </w:r>
@@ -1372,60 +1471,77 @@
       </w:pPr>
       <w:r>
         <w:rPr>
-          <w:b/>
-          <w:shd w:val="clear" w:color="auto" w:fill="B7B7B7"/>
-        </w:rPr>
-        <w:t># Source</w:t>
-      </w:r>
-      <w:r>
-        <w:rPr>
-          <w:shd w:val="clear" w:color="auto" w:fill="B7B7B7"/>
-        </w:rPr>
-        <w:t xml:space="preserve">: </w:t>
-      </w:r>
-      <w:proofErr w:type="spellStart"/>
-      <w:r>
-        <w:rPr>
-          <w:b/>
-          <w:shd w:val="clear" w:color="auto" w:fill="B7B7B7"/>
-        </w:rPr>
-        <w:t>Chatgpt</w:t>
-      </w:r>
-      <w:proofErr w:type="spellEnd"/>
-      <w:r>
-        <w:rPr>
-          <w:b/>
-          <w:shd w:val="clear" w:color="auto" w:fill="B7B7B7"/>
-        </w:rPr>
-        <w:t xml:space="preserve"> </w:t>
-      </w:r>
-      <w:r>
-        <w:rPr>
-          <w:b/>
-          <w:sz w:val="14"/>
-          <w:szCs w:val="14"/>
-          <w:shd w:val="clear" w:color="auto" w:fill="B7B7B7"/>
-        </w:rPr>
-        <w:t>(GPT</w:t>
-      </w:r>
-      <w:r>
-        <w:rPr>
-          <w:rFonts w:ascii="Cambria Math" w:hAnsi="Cambria Math" w:cs="Cambria Math"/>
-          <w:b/>
-          <w:sz w:val="14"/>
-          <w:szCs w:val="14"/>
-          <w:shd w:val="clear" w:color="auto" w:fill="B7B7B7"/>
+          <w:rFonts w:ascii="Arial" w:eastAsia="Arial" w:hAnsi="Arial" w:cs="Arial"/>
+          <w:b/>
+          <w:color w:val="000000"/>
+          <w:sz w:val="18"/>
+          <w:highlight w:val="lightGray"/>
+        </w:rPr>
+        <w:t># Source: AI Source: Provided by: [Data Path</w:t>
+      </w:r>
+      <w:r>
+        <w:rPr>
+          <w:rFonts w:ascii="Arial" w:eastAsia="Arial" w:hAnsi="Arial" w:cs="Arial"/>
+          <w:color w:val="000000"/>
+          <w:sz w:val="18"/>
+          <w:highlight w:val="lightGray"/>
+        </w:rPr>
+        <w:t xml:space="preserve">: Persons Table -&gt; ID Column: 1, Name_En Column: Motasem Essam] -&gt; </w:t>
+      </w:r>
+      <w:r>
+        <w:rPr>
+          <w:rFonts w:ascii="Arial" w:eastAsia="Arial" w:hAnsi="Arial" w:cs="Arial"/>
+          <w:b/>
+          <w:color w:val="000000"/>
+          <w:sz w:val="18"/>
+          <w:highlight w:val="lightGray"/>
+        </w:rPr>
+        <w:t>From:</w:t>
+      </w:r>
+      <w:r>
+        <w:rPr>
+          <w:rFonts w:ascii="Arial" w:eastAsia="Arial" w:hAnsi="Arial" w:cs="Arial"/>
+          <w:color w:val="000000"/>
+          <w:sz w:val="18"/>
+          <w:highlight w:val="lightGray"/>
+        </w:rPr>
+        <w:t xml:space="preserve"> [Chatgpt (GPT</w:t>
+      </w:r>
+      <w:r>
+        <w:rPr>
+          <w:rFonts w:ascii="Arial" w:eastAsia="Arial" w:hAnsi="Arial" w:cs="Cambria Math"/>
+          <w:color w:val="000000"/>
+          <w:sz w:val="18"/>
+          <w:highlight w:val="lightGray"/>
         </w:rPr>
         <w:t>‑</w:t>
       </w:r>
       <w:r>
         <w:rPr>
-          <w:b/>
-          <w:sz w:val="14"/>
-          <w:szCs w:val="14"/>
-          <w:shd w:val="clear" w:color="auto" w:fill="B7B7B7"/>
-        </w:rPr>
-        <w:t>5 Mini) at [8/22/2025]</w:t>
+          <w:rFonts w:ascii="Arial" w:eastAsia="Arial" w:hAnsi="Arial" w:cs="Arial"/>
+          <w:color w:val="000000"/>
+          <w:sz w:val="18"/>
+          <w:highlight w:val="lightGray"/>
+        </w:rPr>
+        <w:t xml:space="preserve">5 Mini)] </w:t>
+      </w:r>
+      <w:r>
+        <w:rPr>
+          <w:rFonts w:ascii="Arial" w:eastAsia="Arial" w:hAnsi="Arial" w:cs="Arial"/>
+          <w:b/>
+          <w:color w:val="000000"/>
+          <w:sz w:val="18"/>
+          <w:highlight w:val="lightGray"/>
+        </w:rPr>
+        <w:t>on</w:t>
+      </w:r>
+      <w:r>
+        <w:rPr>
+          <w:rFonts w:ascii="Arial" w:eastAsia="Arial" w:hAnsi="Arial"/>
+          <w:sz w:val="18"/>
+          <w:highlight w:val="lightGray"/>
+        </w:rPr>
+        <w:t xml:space="preserve"> [8/22/2025]</w:t>
       </w:r>
     </w:p>
     <w:p>
@@ -1457,7 +1573,7 @@
     </w:p>
     <w:p>
       <w:r>
-        <w:pict w14:anchorId="27C2DA2E">
+        <w:pict w14:anchorId="066C7E96">
           <v:rect id="_x0000_i1031" style="width:0;height:1.5pt" o:hralign="center" o:hrstd="t" o:hr="t" fillcolor="#a0a0a0" stroked="f"/>
         </w:pict>
       </w:r>
@@ -1467,9 +1583,8 @@
         <w:rPr>
           <w:noProof/>
         </w:rPr>
-        <w:lastRenderedPageBreak/>
         <w:drawing>
-          <wp:inline distT="114300" distB="114300" distL="114300" distR="114300" wp14:anchorId="63256C16" wp14:editId="2DB08101">
+          <wp:inline distT="114300" distB="114300" distL="114300" distR="114300" wp14:anchorId="0B40F4CC" wp14:editId="55FBE158">
             <wp:extent cx="5943600" cy="3873500"/>
             <wp:effectExtent l="0" t="0" r="0" b="0"/>
             <wp:docPr id="1" name="image1.png"/>
@@ -2144,7 +2259,6 @@
                 <w:rFonts w:ascii="Roboto Mono" w:eastAsia="Roboto Mono" w:hAnsi="Roboto Mono" w:cs="Roboto Mono"/>
                 <w:b/>
               </w:rPr>
-              <w:lastRenderedPageBreak/>
               <w:t>Deliverables</w:t>
             </w:r>
           </w:p>
@@ -2444,7 +2558,7 @@
     </w:tbl>
     <w:p>
       <w:r>
-        <w:pict w14:anchorId="7938D6C5">
+        <w:pict w14:anchorId="3B00BF64">
           <v:rect id="_x0000_i1032" style="width:0;height:1.5pt" o:hralign="center" o:hrstd="t" o:hr="t" fillcolor="#a0a0a0" stroked="f"/>
         </w:pict>
       </w:r>
@@ -2469,7 +2583,7 @@
           <w:ilvl w:val="0"/>
           <w:numId w:val="3"/>
         </w:numPr>
-        <w:spacing w:before="240"/>
+        <w:spacing w:before="240" w:after="0" w:line="276" w:lineRule="auto"/>
       </w:pPr>
       <w:r>
         <w:rPr>
@@ -2497,7 +2611,7 @@
           <w:ilvl w:val="0"/>
           <w:numId w:val="3"/>
         </w:numPr>
-        <w:spacing w:after="240"/>
+        <w:spacing w:after="240" w:line="276" w:lineRule="auto"/>
       </w:pPr>
       <w:r>
         <w:rPr>
@@ -2548,19 +2662,20 @@
     </w:p>
     <w:p>
       <w:r>
-        <w:pict w14:anchorId="14944F63">
+        <w:pict w14:anchorId="26BB31AD">
           <v:rect id="_x0000_i1033" style="width:0;height:1.5pt" o:hralign="center" o:hrstd="t" o:hr="t" fillcolor="#a0a0a0" stroked="f"/>
         </w:pict>
       </w:r>
     </w:p>
+    <w:p/>
     <w:p/>
     <w:p/>
     <w:p/>
     <w:sectPr>
       <w:pgSz w:w="12240" w:h="15840"/>
       <w:pgMar w:top="1440" w:right="1440" w:bottom="1440" w:left="1440" w:header="720" w:footer="720" w:gutter="0"/>
-      <w:pgNumType w:start="1"/>
       <w:cols w:space="720"/>
+      <w:docGrid w:linePitch="360"/>
     </w:sectPr>
   </w:body>
 </w:document>
@@ -3667,18 +3782,6 @@
   <w:style w:type="paragraph" w:default="1" w:styleId="Normal">
     <w:name w:val="Normal"/>
     <w:qFormat/>
-    <w:rsid w:val="0068576F"/>
-    <w:pPr>
-      <w:spacing w:after="0" w:line="276" w:lineRule="auto"/>
-    </w:pPr>
-    <w:rPr>
-      <w:rFonts w:ascii="Arial" w:eastAsia="Arial" w:hAnsi="Arial" w:cs="Arial"/>
-      <w:kern w:val="0"/>
-      <w:sz w:val="22"/>
-      <w:szCs w:val="22"/>
-      <w:lang w:val="en"/>
-      <w14:ligatures w14:val="none"/>
-    </w:rPr>
   </w:style>
   <w:style w:type="paragraph" w:styleId="Heading1">
     <w:name w:val="heading 1"/>
@@ -3687,7 +3790,7 @@
     <w:link w:val="Heading1Char"/>
     <w:uiPriority w:val="9"/>
     <w:qFormat/>
-    <w:rsid w:val="00A51285"/>
+    <w:rsid w:val="00EC3E7C"/>
     <w:pPr>
       <w:keepNext/>
       <w:keepLines/>
@@ -3709,7 +3812,7 @@
     <w:uiPriority w:val="9"/>
     <w:unhideWhenUsed/>
     <w:qFormat/>
-    <w:rsid w:val="00A51285"/>
+    <w:rsid w:val="00EC3E7C"/>
     <w:pPr>
       <w:keepNext/>
       <w:keepLines/>
@@ -3732,7 +3835,7 @@
     <w:semiHidden/>
     <w:unhideWhenUsed/>
     <w:qFormat/>
-    <w:rsid w:val="00A51285"/>
+    <w:rsid w:val="00EC3E7C"/>
     <w:pPr>
       <w:keepNext/>
       <w:keepLines/>
@@ -3755,7 +3858,7 @@
     <w:semiHidden/>
     <w:unhideWhenUsed/>
     <w:qFormat/>
-    <w:rsid w:val="00A51285"/>
+    <w:rsid w:val="00EC3E7C"/>
     <w:pPr>
       <w:keepNext/>
       <w:keepLines/>
@@ -3778,7 +3881,7 @@
     <w:semiHidden/>
     <w:unhideWhenUsed/>
     <w:qFormat/>
-    <w:rsid w:val="00A51285"/>
+    <w:rsid w:val="00EC3E7C"/>
     <w:pPr>
       <w:keepNext/>
       <w:keepLines/>
@@ -3799,11 +3902,11 @@
     <w:semiHidden/>
     <w:unhideWhenUsed/>
     <w:qFormat/>
-    <w:rsid w:val="00A51285"/>
+    <w:rsid w:val="00EC3E7C"/>
     <w:pPr>
       <w:keepNext/>
       <w:keepLines/>
-      <w:spacing w:before="40"/>
+      <w:spacing w:before="40" w:after="0"/>
       <w:outlineLvl w:val="5"/>
     </w:pPr>
     <w:rPr>
@@ -3822,11 +3925,11 @@
     <w:semiHidden/>
     <w:unhideWhenUsed/>
     <w:qFormat/>
-    <w:rsid w:val="00A51285"/>
+    <w:rsid w:val="00EC3E7C"/>
     <w:pPr>
       <w:keepNext/>
       <w:keepLines/>
-      <w:spacing w:before="40"/>
+      <w:spacing w:before="40" w:after="0"/>
       <w:outlineLvl w:val="6"/>
     </w:pPr>
     <w:rPr>
@@ -3843,10 +3946,11 @@
     <w:semiHidden/>
     <w:unhideWhenUsed/>
     <w:qFormat/>
-    <w:rsid w:val="00A51285"/>
+    <w:rsid w:val="00EC3E7C"/>
     <w:pPr>
       <w:keepNext/>
       <w:keepLines/>
+      <w:spacing w:after="0"/>
       <w:outlineLvl w:val="7"/>
     </w:pPr>
     <w:rPr>
@@ -3865,10 +3969,11 @@
     <w:semiHidden/>
     <w:unhideWhenUsed/>
     <w:qFormat/>
-    <w:rsid w:val="00A51285"/>
+    <w:rsid w:val="00EC3E7C"/>
     <w:pPr>
       <w:keepNext/>
       <w:keepLines/>
+      <w:spacing w:after="0"/>
       <w:outlineLvl w:val="8"/>
     </w:pPr>
     <w:rPr>
@@ -3908,7 +4013,7 @@
     <w:basedOn w:val="DefaultParagraphFont"/>
     <w:link w:val="Heading1"/>
     <w:uiPriority w:val="9"/>
-    <w:rsid w:val="00A51285"/>
+    <w:rsid w:val="00EC3E7C"/>
     <w:rPr>
       <w:rFonts w:asciiTheme="majorHAnsi" w:eastAsiaTheme="majorEastAsia" w:hAnsiTheme="majorHAnsi" w:cstheme="majorBidi"/>
       <w:color w:val="2F5496" w:themeColor="accent1" w:themeShade="BF"/>
@@ -3921,7 +4026,7 @@
     <w:basedOn w:val="DefaultParagraphFont"/>
     <w:link w:val="Heading2"/>
     <w:uiPriority w:val="9"/>
-    <w:rsid w:val="00A51285"/>
+    <w:rsid w:val="00EC3E7C"/>
     <w:rPr>
       <w:rFonts w:asciiTheme="majorHAnsi" w:eastAsiaTheme="majorEastAsia" w:hAnsiTheme="majorHAnsi" w:cstheme="majorBidi"/>
       <w:color w:val="2F5496" w:themeColor="accent1" w:themeShade="BF"/>
@@ -3935,7 +4040,7 @@
     <w:link w:val="Heading3"/>
     <w:uiPriority w:val="9"/>
     <w:semiHidden/>
-    <w:rsid w:val="00A51285"/>
+    <w:rsid w:val="00EC3E7C"/>
     <w:rPr>
       <w:rFonts w:eastAsiaTheme="majorEastAsia" w:cstheme="majorBidi"/>
       <w:color w:val="2F5496" w:themeColor="accent1" w:themeShade="BF"/>
@@ -3949,7 +4054,7 @@
     <w:link w:val="Heading4"/>
     <w:uiPriority w:val="9"/>
     <w:semiHidden/>
-    <w:rsid w:val="00A51285"/>
+    <w:rsid w:val="00EC3E7C"/>
     <w:rPr>
       <w:rFonts w:eastAsiaTheme="majorEastAsia" w:cstheme="majorBidi"/>
       <w:i/>
@@ -3963,7 +4068,7 @@
     <w:link w:val="Heading5"/>
     <w:uiPriority w:val="9"/>
     <w:semiHidden/>
-    <w:rsid w:val="00A51285"/>
+    <w:rsid w:val="00EC3E7C"/>
     <w:rPr>
       <w:rFonts w:eastAsiaTheme="majorEastAsia" w:cstheme="majorBidi"/>
       <w:color w:val="2F5496" w:themeColor="accent1" w:themeShade="BF"/>
@@ -3975,7 +4080,7 @@
     <w:link w:val="Heading6"/>
     <w:uiPriority w:val="9"/>
     <w:semiHidden/>
-    <w:rsid w:val="00A51285"/>
+    <w:rsid w:val="00EC3E7C"/>
     <w:rPr>
       <w:rFonts w:eastAsiaTheme="majorEastAsia" w:cstheme="majorBidi"/>
       <w:i/>
@@ -3989,7 +4094,7 @@
     <w:link w:val="Heading7"/>
     <w:uiPriority w:val="9"/>
     <w:semiHidden/>
-    <w:rsid w:val="00A51285"/>
+    <w:rsid w:val="00EC3E7C"/>
     <w:rPr>
       <w:rFonts w:eastAsiaTheme="majorEastAsia" w:cstheme="majorBidi"/>
       <w:color w:val="595959" w:themeColor="text1" w:themeTint="A6"/>
@@ -4001,7 +4106,7 @@
     <w:link w:val="Heading8"/>
     <w:uiPriority w:val="9"/>
     <w:semiHidden/>
-    <w:rsid w:val="00A51285"/>
+    <w:rsid w:val="00EC3E7C"/>
     <w:rPr>
       <w:rFonts w:eastAsiaTheme="majorEastAsia" w:cstheme="majorBidi"/>
       <w:i/>
@@ -4015,7 +4120,7 @@
     <w:link w:val="Heading9"/>
     <w:uiPriority w:val="9"/>
     <w:semiHidden/>
-    <w:rsid w:val="00A51285"/>
+    <w:rsid w:val="00EC3E7C"/>
     <w:rPr>
       <w:rFonts w:eastAsiaTheme="majorEastAsia" w:cstheme="majorBidi"/>
       <w:color w:val="272727" w:themeColor="text1" w:themeTint="D8"/>
@@ -4028,7 +4133,7 @@
     <w:link w:val="TitleChar"/>
     <w:uiPriority w:val="10"/>
     <w:qFormat/>
-    <w:rsid w:val="00A51285"/>
+    <w:rsid w:val="00EC3E7C"/>
     <w:pPr>
       <w:spacing w:after="80" w:line="240" w:lineRule="auto"/>
       <w:contextualSpacing/>
@@ -4046,7 +4151,7 @@
     <w:basedOn w:val="DefaultParagraphFont"/>
     <w:link w:val="Title"/>
     <w:uiPriority w:val="10"/>
-    <w:rsid w:val="00A51285"/>
+    <w:rsid w:val="00EC3E7C"/>
     <w:rPr>
       <w:rFonts w:asciiTheme="majorHAnsi" w:eastAsiaTheme="majorEastAsia" w:hAnsiTheme="majorHAnsi" w:cstheme="majorBidi"/>
       <w:spacing w:val="-10"/>
@@ -4062,7 +4167,7 @@
     <w:link w:val="SubtitleChar"/>
     <w:uiPriority w:val="11"/>
     <w:qFormat/>
-    <w:rsid w:val="00A51285"/>
+    <w:rsid w:val="00EC3E7C"/>
     <w:pPr>
       <w:numPr>
         <w:ilvl w:val="1"/>
@@ -4081,7 +4186,7 @@
     <w:basedOn w:val="DefaultParagraphFont"/>
     <w:link w:val="Subtitle"/>
     <w:uiPriority w:val="11"/>
-    <w:rsid w:val="00A51285"/>
+    <w:rsid w:val="00EC3E7C"/>
     <w:rPr>
       <w:rFonts w:eastAsiaTheme="majorEastAsia" w:cstheme="majorBidi"/>
       <w:color w:val="595959" w:themeColor="text1" w:themeTint="A6"/>
@@ -4097,7 +4202,7 @@
     <w:link w:val="QuoteChar"/>
     <w:uiPriority w:val="29"/>
     <w:qFormat/>
-    <w:rsid w:val="00A51285"/>
+    <w:rsid w:val="00EC3E7C"/>
     <w:pPr>
       <w:spacing w:before="160"/>
       <w:jc w:val="center"/>
@@ -4113,7 +4218,7 @@
     <w:basedOn w:val="DefaultParagraphFont"/>
     <w:link w:val="Quote"/>
     <w:uiPriority w:val="29"/>
-    <w:rsid w:val="00A51285"/>
+    <w:rsid w:val="00EC3E7C"/>
     <w:rPr>
       <w:i/>
       <w:iCs/>
@@ -4125,7 +4230,7 @@
     <w:basedOn w:val="Normal"/>
     <w:uiPriority w:val="34"/>
     <w:qFormat/>
-    <w:rsid w:val="00A51285"/>
+    <w:rsid w:val="00EC3E7C"/>
     <w:pPr>
       <w:ind w:left="720"/>
       <w:contextualSpacing/>
@@ -4136,7 +4241,7 @@
     <w:basedOn w:val="DefaultParagraphFont"/>
     <w:uiPriority w:val="21"/>
     <w:qFormat/>
-    <w:rsid w:val="00A51285"/>
+    <w:rsid w:val="00EC3E7C"/>
     <w:rPr>
       <w:i/>
       <w:iCs/>
@@ -4150,7 +4255,7 @@
     <w:link w:val="IntenseQuoteChar"/>
     <w:uiPriority w:val="30"/>
     <w:qFormat/>
-    <w:rsid w:val="00A51285"/>
+    <w:rsid w:val="00EC3E7C"/>
     <w:pPr>
       <w:pBdr>
         <w:top w:val="single" w:sz="4" w:space="10" w:color="2F5496" w:themeColor="accent1" w:themeShade="BF"/>
@@ -4171,7 +4276,7 @@
     <w:basedOn w:val="DefaultParagraphFont"/>
     <w:link w:val="IntenseQuote"/>
     <w:uiPriority w:val="30"/>
-    <w:rsid w:val="00A51285"/>
+    <w:rsid w:val="00EC3E7C"/>
     <w:rPr>
       <w:i/>
       <w:iCs/>
@@ -4183,7 +4288,7 @@
     <w:basedOn w:val="DefaultParagraphFont"/>
     <w:uiPriority w:val="32"/>
     <w:qFormat/>
-    <w:rsid w:val="00A51285"/>
+    <w:rsid w:val="00EC3E7C"/>
     <w:rPr>
       <w:b/>
       <w:bCs/>
